--- a/EXP5.docx
+++ b/EXP5.docx
@@ -4,15 +4,7 @@
   <w:body>
     <w:p>
       <w:r>
-        <w:t>CREATE TABLE CUSTOMER_49</w:t>
-      </w:r>
-      <w:proofErr w:type="gramStart"/>
-      <w:r>
-        <w:t>A(</w:t>
-      </w:r>
-      <w:proofErr w:type="gramEnd"/>
-      <w:r>
-        <w:t>CUSTOMER_ID INT PRIMARY KEY,CUSTOMER_NAME VARCHAR(50),CONTACT_NO INT,ADDRESS VARCHAR(50),CITY VARCHAR(50),POSTALCODE INT,COUNTRY VARCHAR(50));</w:t>
+        <w:t>CREATE TABLE CUSTOMER_49A(CUSTOMER_ID INT PRIMARY KEY,CUSTOMER_NAME VARCHAR(50),CONTACT_NO INT,ADDRESS VARCHAR(50),CITY VARCHAR(50),POSTALCODE INT,COUNTRY VARCHAR(50));</w:t>
       </w:r>
     </w:p>
     <w:p>
@@ -65,15 +57,7 @@
     </w:p>
     <w:p>
       <w:r>
-        <w:t>CREATE TABLE ORDER_49</w:t>
-      </w:r>
-      <w:proofErr w:type="gramStart"/>
-      <w:r>
-        <w:t>A(</w:t>
-      </w:r>
-      <w:proofErr w:type="gramEnd"/>
-      <w:r>
-        <w:t>ORDER_ID INT PRIMARY KEY,CUSTOMER_ID INT,EMPLOYEE_ID INT, FOREIGN KEY (CUSTOMER_ID)REFERENCES CUSTOMER_49A(CUSTOMER_ID),FOREIGN KEY(EMPLOYEE_ID)REFERENCES EMPLOYEE_49A(EMPLOYEE_ID) ,ORDER_DATE DATE,SHIPPER_ID INT);</w:t>
+        <w:t>CREATE TABLE ORDER_49A(ORDER_ID INT PRIMARY KEY,CUSTOMER_ID INT,EMPLOYEE_ID INT, FOREIGN KEY (CUSTOMER_ID)REFERENCES CUSTOMER_49A(CUSTOMER_ID),FOREIGN KEY(EMPLOYEE_ID)REFERENCES EMPLOYEE_49A(EMPLOYEE_ID) ,ORDER_DATE DATE,SHIPPER_ID INT);</w:t>
       </w:r>
     </w:p>
     <w:p>
@@ -126,15 +110,7 @@
     </w:p>
     <w:p>
       <w:r>
-        <w:t>CREATE TABLE EMPLOYEE_49</w:t>
-      </w:r>
-      <w:proofErr w:type="gramStart"/>
-      <w:r>
-        <w:t>A(</w:t>
-      </w:r>
-      <w:proofErr w:type="gramEnd"/>
-      <w:r>
-        <w:t>EMPLOYEE_ID INT PRIMARY KEY,LAST_NAME VARCHAR(50),FIRST_NAME VARCHAR(50),BIRTH_DATE DATE,PHOTO VARCHAR(50));</w:t>
+        <w:t>CREATE TABLE EMPLOYEE_49A(EMPLOYEE_ID INT PRIMARY KEY,LAST_NAME VARCHAR(50),FIRST_NAME VARCHAR(50),BIRTH_DATE DATE,PHOTO VARCHAR(50));</w:t>
       </w:r>
     </w:p>
     <w:p>
@@ -185,7 +161,125 @@
         </w:drawing>
       </w:r>
     </w:p>
+    <w:p>
+      <w:r>
+        <w:t>1.</w:t>
+      </w:r>
+      <w:r>
+        <w:t>SELECT * FROM CUSTOMER_49A ORDER BY CUSTOMER_NAME ASC;</w:t>
+      </w:r>
+    </w:p>
+    <w:p>
+      <w:r>
+        <w:rPr>
+          <w:noProof/>
+        </w:rPr>
+        <w:lastRenderedPageBreak/>
+        <w:drawing>
+          <wp:inline distT="0" distB="0" distL="0" distR="0" wp14:anchorId="4C6356BB" wp14:editId="0FA15733">
+            <wp:extent cx="5731510" cy="1928495"/>
+            <wp:effectExtent l="0" t="0" r="2540" b="0"/>
+            <wp:docPr id="4" name="Picture 4"/>
+            <wp:cNvGraphicFramePr>
+              <a:graphicFrameLocks xmlns:a="http://schemas.openxmlformats.org/drawingml/2006/main" noChangeAspect="1"/>
+            </wp:cNvGraphicFramePr>
+            <a:graphic xmlns:a="http://schemas.openxmlformats.org/drawingml/2006/main">
+              <a:graphicData uri="http://schemas.openxmlformats.org/drawingml/2006/picture">
+                <pic:pic xmlns:pic="http://schemas.openxmlformats.org/drawingml/2006/picture">
+                  <pic:nvPicPr>
+                    <pic:cNvPr id="4" name="Picture 4"/>
+                    <pic:cNvPicPr/>
+                  </pic:nvPicPr>
+                  <pic:blipFill>
+                    <a:blip r:embed="rId7">
+                      <a:extLst>
+                        <a:ext uri="{28A0092B-C50C-407E-A947-70E740481C1C}">
+                          <a14:useLocalDpi xmlns:a14="http://schemas.microsoft.com/office/drawing/2010/main" val="0"/>
+                        </a:ext>
+                      </a:extLst>
+                    </a:blip>
+                    <a:stretch>
+                      <a:fillRect/>
+                    </a:stretch>
+                  </pic:blipFill>
+                  <pic:spPr>
+                    <a:xfrm>
+                      <a:off x="0" y="0"/>
+                      <a:ext cx="5731510" cy="1928495"/>
+                    </a:xfrm>
+                    <a:prstGeom prst="rect">
+                      <a:avLst/>
+                    </a:prstGeom>
+                  </pic:spPr>
+                </pic:pic>
+              </a:graphicData>
+            </a:graphic>
+          </wp:inline>
+        </w:drawing>
+      </w:r>
+    </w:p>
+    <w:p>
+      <w:r>
+        <w:t>2.</w:t>
+      </w:r>
+      <w:r>
+        <w:t>SELECT * FROM ORDER_49A ORDER BY ORDER_DATE ASC;</w:t>
+      </w:r>
+    </w:p>
+    <w:p>
+      <w:r>
+        <w:rPr>
+          <w:noProof/>
+        </w:rPr>
+        <w:drawing>
+          <wp:inline distT="0" distB="0" distL="0" distR="0" wp14:anchorId="463A13ED" wp14:editId="18ED8AAD">
+            <wp:extent cx="5582429" cy="1857634"/>
+            <wp:effectExtent l="0" t="0" r="0" b="9525"/>
+            <wp:docPr id="5" name="Picture 5"/>
+            <wp:cNvGraphicFramePr>
+              <a:graphicFrameLocks xmlns:a="http://schemas.openxmlformats.org/drawingml/2006/main" noChangeAspect="1"/>
+            </wp:cNvGraphicFramePr>
+            <a:graphic xmlns:a="http://schemas.openxmlformats.org/drawingml/2006/main">
+              <a:graphicData uri="http://schemas.openxmlformats.org/drawingml/2006/picture">
+                <pic:pic xmlns:pic="http://schemas.openxmlformats.org/drawingml/2006/picture">
+                  <pic:nvPicPr>
+                    <pic:cNvPr id="5" name="Picture 5"/>
+                    <pic:cNvPicPr/>
+                  </pic:nvPicPr>
+                  <pic:blipFill>
+                    <a:blip r:embed="rId8">
+                      <a:extLst>
+                        <a:ext uri="{28A0092B-C50C-407E-A947-70E740481C1C}">
+                          <a14:useLocalDpi xmlns:a14="http://schemas.microsoft.com/office/drawing/2010/main" val="0"/>
+                        </a:ext>
+                      </a:extLst>
+                    </a:blip>
+                    <a:stretch>
+                      <a:fillRect/>
+                    </a:stretch>
+                  </pic:blipFill>
+                  <pic:spPr>
+                    <a:xfrm>
+                      <a:off x="0" y="0"/>
+                      <a:ext cx="5582429" cy="1857634"/>
+                    </a:xfrm>
+                    <a:prstGeom prst="rect">
+                      <a:avLst/>
+                    </a:prstGeom>
+                  </pic:spPr>
+                </pic:pic>
+              </a:graphicData>
+            </a:graphic>
+          </wp:inline>
+        </w:drawing>
+      </w:r>
+    </w:p>
     <w:p/>
+    <w:p>
+      <w:r>
+        <w:t>3.</w:t>
+      </w:r>
+    </w:p>
     <w:p/>
     <w:p/>
     <w:p/>
